--- a/phasewise templates/Project Planning Template (3).docx
+++ b/phasewise templates/Project Planning Template (3).docx
@@ -16,7 +16,7 @@
           <w:sz w:val="36"/>
           <w:szCs w:val="36"/>
         </w:rPr>
-        <w:t xml:space="preserve">Project Planning Phase</w:t>
+        <w:t xml:space="preserve">Project Planning Stage</w:t>
       </w:r>
     </w:p>
     <w:p>
@@ -31,7 +31,7 @@
           <w:sz w:val="22"/>
           <w:szCs w:val="22"/>
         </w:rPr>
-        <w:t xml:space="preserve">Project Planning Template (Product Backlog, Sprint Planning, Stories, Story Points)</w:t>
+        <w:t xml:space="preserve">Project Planning Format (Product Backlog, Sprint Planning, Stories, Story Points)</w:t>
       </w:r>
     </w:p>
     <w:tbl>
@@ -254,7 +254,7 @@
                 <w:sz w:val="20"/>
                 <w:szCs w:val="20"/>
               </w:rPr>
-              <w:t xml:space="preserve">Maximum Marks</w:t>
+              <w:t xml:space="preserve">Maximum Score</w:t>
             </w:r>
           </w:p>
         </w:tc>
